--- a/backend/modelos/jaider/modelo_contrato_jaider.docx
+++ b/backend/modelos/jaider/modelo_contrato_jaider.docx
@@ -961,6 +961,7 @@
           <w:tab w:val="left" w:pos="7920"/>
         </w:tabs>
         <w:spacing w:before="0" w:line="240" w:lineRule="auto"/>
+        <w:jc w:val="center"/>
         <w:rPr>
           <w:rFonts w:ascii="Arial Nova Cond" w:eastAsia="Arial Nova Cond" w:hAnsi="Arial Nova Cond" w:cs="Arial Nova Cond"/>
           <w:color w:val="000000" w:themeColor="text1"/>
@@ -971,47 +972,42 @@
       <w:r>
         <w:rPr>
           <w:rFonts w:ascii="Arial" w:eastAsia="Arial" w:hAnsi="Arial" w:cs="Arial"/>
-          <w:color w:val="000000" w:themeColor="text1"/>
-          <w:lang w:val="pt-PT"/>
-        </w:rPr>
-        <w:tab/>
+          <w:color w:val="FFFFFF"/>
+          <w:lang w:val="pt-PT"/>
+        </w:rPr>
       </w:r>
       <w:r>
         <w:rPr>
           <w:rFonts w:ascii="Arial" w:eastAsia="Arial" w:hAnsi="Arial" w:cs="Arial"/>
-          <w:color w:val="000000" w:themeColor="text1"/>
-          <w:lang w:val="pt-PT"/>
-        </w:rPr>
-        <w:tab/>
+          <w:color w:val="FFFFFF"/>
+          <w:lang w:val="pt-PT"/>
+        </w:rPr>
       </w:r>
       <w:r>
         <w:rPr>
           <w:rFonts w:ascii="Arial" w:eastAsia="Arial" w:hAnsi="Arial" w:cs="Arial"/>
-          <w:color w:val="000000" w:themeColor="text1"/>
-          <w:lang w:val="pt-PT"/>
-        </w:rPr>
-        <w:tab/>
+          <w:color w:val="FFFFFF"/>
+          <w:lang w:val="pt-PT"/>
+        </w:rPr>
       </w:r>
       <w:r>
         <w:rPr>
           <w:rFonts w:ascii="Arial" w:eastAsia="Arial" w:hAnsi="Arial" w:cs="Arial"/>
-          <w:color w:val="000000" w:themeColor="text1"/>
-          <w:lang w:val="pt-PT"/>
-        </w:rPr>
-        <w:tab/>
+          <w:color w:val="FFFFFF"/>
+          <w:lang w:val="pt-PT"/>
+        </w:rPr>
       </w:r>
       <w:r>
         <w:rPr>
           <w:rFonts w:ascii="Arial" w:eastAsia="Arial" w:hAnsi="Arial" w:cs="Arial"/>
-          <w:color w:val="FFFFFF" w:themeColor="background1"/>
-          <w:lang w:val="pt-PT"/>
-        </w:rPr>
-        <w:tab/>
+          <w:color w:val="FFFFFF"/>
+          <w:lang w:val="pt-PT"/>
+        </w:rPr>
       </w:r>
       <w:r>
         <w:rPr>
           <w:rFonts w:ascii="Arial" w:hAnsi="Arial"/>
-          <w:color w:val="FFFFFF" w:themeColor="background1"/>
+          <w:color w:val="FFFFFF"/>
           <w:lang w:val="pt-PT"/>
         </w:rPr>
         <w:t>&lt;&lt;assinatura_cliente&gt;&gt;</w:t>
